--- a/TS-Kramam/TS-1.1/TS 1.1 Tamil Krama Paatam Corrections.docx
+++ b/TS-Kramam/TS-1.1/TS 1.1 Tamil Krama Paatam Corrections.docx
@@ -93,7 +93,27 @@
           <w:szCs w:val="32"/>
           <w:u w:val="single"/>
         </w:rPr>
-        <w:t xml:space="preserve"> Jan 2026</w:t>
+        <w:t xml:space="preserve"> </w:t>
+      </w:r>
+      <w:r>
+        <w:rPr>
+          <w:b/>
+          <w:bCs/>
+          <w:sz w:val="32"/>
+          <w:szCs w:val="32"/>
+          <w:u w:val="single"/>
+        </w:rPr>
+        <w:t>May</w:t>
+      </w:r>
+      <w:r>
+        <w:rPr>
+          <w:b/>
+          <w:bCs/>
+          <w:sz w:val="32"/>
+          <w:szCs w:val="32"/>
+          <w:u w:val="single"/>
+        </w:rPr>
+        <w:t xml:space="preserve"> 2026</w:t>
       </w:r>
     </w:p>
     <w:p>
@@ -2639,9 +2659,6 @@
     </w:tbl>
     <w:p>
       <w:pPr>
-        <w:pBdr>
-          <w:bottom w:val="double" w:sz="6" w:space="1" w:color="auto"/>
-        </w:pBdr>
         <w:spacing w:before="0" w:line="240" w:lineRule="auto"/>
         <w:jc w:val="center"/>
         <w:rPr>
@@ -2650,6 +2667,32 @@
           <w:sz w:val="32"/>
           <w:szCs w:val="32"/>
           <w:u w:val="single"/>
+          <w:lang w:val="it-IT"/>
+        </w:rPr>
+      </w:pPr>
+      <w:r>
+        <w:rPr>
+          <w:b/>
+          <w:bCs/>
+          <w:sz w:val="32"/>
+          <w:szCs w:val="32"/>
+          <w:u w:val="single"/>
+          <w:lang w:val="it-IT"/>
+        </w:rPr>
+        <w:t>===========</w:t>
+      </w:r>
+    </w:p>
+    <w:p>
+      <w:pPr>
+        <w:spacing w:before="0" w:line="240" w:lineRule="auto"/>
+        <w:jc w:val="center"/>
+        <w:rPr>
+          <w:b/>
+          <w:bCs/>
+          <w:sz w:val="32"/>
+          <w:szCs w:val="32"/>
+          <w:u w:val="single"/>
+          <w:lang w:val="it-IT"/>
         </w:rPr>
       </w:pPr>
     </w:p>
@@ -2663,6 +2706,7 @@
           <w:sz w:val="32"/>
           <w:szCs w:val="32"/>
           <w:u w:val="single"/>
+          <w:lang w:val="it-IT"/>
         </w:rPr>
       </w:pPr>
     </w:p>
@@ -2676,6 +2720,7 @@
           <w:sz w:val="32"/>
           <w:szCs w:val="32"/>
           <w:u w:val="single"/>
+          <w:lang w:val="it-IT"/>
         </w:rPr>
       </w:pPr>
     </w:p>
@@ -2689,6 +2734,7 @@
           <w:sz w:val="32"/>
           <w:szCs w:val="32"/>
           <w:u w:val="single"/>
+          <w:lang w:val="it-IT"/>
         </w:rPr>
       </w:pPr>
     </w:p>
@@ -2702,6 +2748,7 @@
           <w:sz w:val="32"/>
           <w:szCs w:val="32"/>
           <w:u w:val="single"/>
+          <w:lang w:val="it-IT"/>
         </w:rPr>
       </w:pPr>
     </w:p>
@@ -2715,19 +2762,7 @@
           <w:sz w:val="32"/>
           <w:szCs w:val="32"/>
           <w:u w:val="single"/>
-        </w:rPr>
-      </w:pPr>
-    </w:p>
-    <w:p>
-      <w:pPr>
-        <w:spacing w:before="0" w:line="240" w:lineRule="auto"/>
-        <w:jc w:val="center"/>
-        <w:rPr>
-          <w:b/>
-          <w:bCs/>
-          <w:sz w:val="32"/>
-          <w:szCs w:val="32"/>
-          <w:u w:val="single"/>
+          <w:lang w:val="it-IT"/>
         </w:rPr>
       </w:pPr>
     </w:p>
@@ -3077,9 +3112,6 @@
     </w:tbl>
     <w:p>
       <w:pPr>
-        <w:pBdr>
-          <w:bottom w:val="double" w:sz="6" w:space="1" w:color="auto"/>
-        </w:pBdr>
         <w:spacing w:before="0" w:line="240" w:lineRule="auto"/>
         <w:jc w:val="center"/>
         <w:rPr>
@@ -3088,8 +3120,20 @@
           <w:sz w:val="32"/>
           <w:szCs w:val="32"/>
           <w:u w:val="single"/>
+          <w:lang w:val="it-IT"/>
         </w:rPr>
       </w:pPr>
+      <w:r>
+        <w:rPr>
+          <w:b/>
+          <w:bCs/>
+          <w:sz w:val="32"/>
+          <w:szCs w:val="32"/>
+          <w:u w:val="single"/>
+          <w:lang w:val="it-IT"/>
+        </w:rPr>
+        <w:t>===========</w:t>
+      </w:r>
     </w:p>
     <w:p>
       <w:pPr>
@@ -3462,9 +3506,6 @@
     </w:tbl>
     <w:p>
       <w:pPr>
-        <w:pBdr>
-          <w:bottom w:val="double" w:sz="6" w:space="1" w:color="auto"/>
-        </w:pBdr>
         <w:spacing w:before="0" w:line="240" w:lineRule="auto"/>
         <w:jc w:val="center"/>
         <w:rPr>
@@ -3473,8 +3514,20 @@
           <w:sz w:val="32"/>
           <w:szCs w:val="32"/>
           <w:u w:val="single"/>
+          <w:lang w:val="it-IT"/>
         </w:rPr>
       </w:pPr>
+      <w:r>
+        <w:rPr>
+          <w:b/>
+          <w:bCs/>
+          <w:sz w:val="32"/>
+          <w:szCs w:val="32"/>
+          <w:u w:val="single"/>
+          <w:lang w:val="it-IT"/>
+        </w:rPr>
+        <w:t>===========</w:t>
+      </w:r>
     </w:p>
     <w:p>
       <w:pPr>
@@ -3937,7 +3990,6 @@
                 <w:lang w:bidi="ml-IN"/>
               </w:rPr>
             </w:pPr>
-            <w:proofErr w:type="spellStart"/>
             <w:r>
               <w:rPr>
                 <w:rFonts w:cs="Arial"/>
@@ -3949,7 +4001,6 @@
               </w:rPr>
               <w:t>Panchaati</w:t>
             </w:r>
-            <w:proofErr w:type="spellEnd"/>
             <w:r>
               <w:rPr>
                 <w:rFonts w:cs="Arial"/>
@@ -4633,7 +4684,6 @@
                 <w:lang w:val="en-IN" w:eastAsia="en-IN" w:bidi="ml-IN"/>
               </w:rPr>
             </w:pPr>
-            <w:proofErr w:type="spellStart"/>
             <w:r>
               <w:rPr>
                 <w:rFonts w:cs="Arial"/>
@@ -4645,7 +4695,6 @@
               </w:rPr>
               <w:t>Panchaati</w:t>
             </w:r>
-            <w:proofErr w:type="spellEnd"/>
             <w:r>
               <w:rPr>
                 <w:rFonts w:cs="Arial"/>
@@ -5158,7 +5207,6 @@
                 <w:lang w:bidi="ml-IN"/>
               </w:rPr>
             </w:pPr>
-            <w:proofErr w:type="spellStart"/>
             <w:r>
               <w:rPr>
                 <w:rFonts w:cs="Arial"/>
@@ -5170,7 +5218,6 @@
               </w:rPr>
               <w:t>Panchaati</w:t>
             </w:r>
-            <w:proofErr w:type="spellEnd"/>
             <w:r>
               <w:rPr>
                 <w:rFonts w:cs="Arial"/>
@@ -5608,7 +5655,6 @@
                 <w:lang w:val="en-IN" w:eastAsia="en-IN" w:bidi="ml-IN"/>
               </w:rPr>
             </w:pPr>
-            <w:proofErr w:type="spellStart"/>
             <w:r>
               <w:rPr>
                 <w:rFonts w:cs="Arial"/>
@@ -5620,7 +5666,6 @@
               </w:rPr>
               <w:t>Panchaati</w:t>
             </w:r>
-            <w:proofErr w:type="spellEnd"/>
             <w:r>
               <w:rPr>
                 <w:rFonts w:cs="Arial"/>
@@ -6178,7 +6223,6 @@
                 <w:lang w:val="en-IN" w:eastAsia="en-IN" w:bidi="ml-IN"/>
               </w:rPr>
             </w:pPr>
-            <w:proofErr w:type="spellStart"/>
             <w:r>
               <w:rPr>
                 <w:rFonts w:cs="Arial"/>
@@ -6190,7 +6234,6 @@
               </w:rPr>
               <w:t>Panchaati</w:t>
             </w:r>
-            <w:proofErr w:type="spellEnd"/>
             <w:r>
               <w:rPr>
                 <w:rFonts w:cs="Arial"/>
@@ -6886,7 +6929,6 @@
                 <w:lang w:val="en-IN" w:eastAsia="en-IN" w:bidi="ml-IN"/>
               </w:rPr>
             </w:pPr>
-            <w:proofErr w:type="spellStart"/>
             <w:r>
               <w:rPr>
                 <w:rFonts w:cs="Arial"/>
@@ -6898,7 +6940,6 @@
               </w:rPr>
               <w:t>Panchaati</w:t>
             </w:r>
-            <w:proofErr w:type="spellEnd"/>
             <w:r>
               <w:rPr>
                 <w:rFonts w:cs="Arial"/>
@@ -7613,12 +7654,14 @@
     <w:p>
       <w:pPr>
         <w:spacing w:before="0" w:line="240" w:lineRule="auto"/>
+        <w:jc w:val="center"/>
         <w:rPr>
           <w:b/>
           <w:bCs/>
           <w:sz w:val="32"/>
           <w:szCs w:val="32"/>
           <w:u w:val="single"/>
+          <w:lang w:val="it-IT"/>
         </w:rPr>
       </w:pPr>
       <w:r>
@@ -7628,9 +7671,22 @@
           <w:sz w:val="32"/>
           <w:szCs w:val="32"/>
           <w:u w:val="single"/>
+          <w:lang w:val="it-IT"/>
         </w:rPr>
-        <w:br w:type="page"/>
+        <w:t>===========</w:t>
       </w:r>
+    </w:p>
+    <w:p>
+      <w:pPr>
+        <w:jc w:val="center"/>
+        <w:rPr>
+          <w:b/>
+          <w:bCs/>
+          <w:sz w:val="32"/>
+          <w:szCs w:val="32"/>
+          <w:u w:val="single"/>
+        </w:rPr>
+      </w:pPr>
     </w:p>
     <w:p>
       <w:pPr>
@@ -7651,7 +7707,6 @@
           <w:szCs w:val="32"/>
           <w:u w:val="single"/>
         </w:rPr>
-        <w:lastRenderedPageBreak/>
         <w:t xml:space="preserve">TS </w:t>
       </w:r>
       <w:r>
@@ -8013,21 +8068,8 @@
                 <w:szCs w:val="36"/>
                 <w:lang w:bidi="ml-IN"/>
               </w:rPr>
-              <w:t xml:space="preserve">7th </w:t>
-            </w:r>
-            <w:proofErr w:type="spellStart"/>
-            <w:r>
-              <w:rPr>
-                <w:rFonts w:cs="Arial"/>
-                <w:b/>
-                <w:bCs/>
-                <w:sz w:val="28"/>
-                <w:szCs w:val="36"/>
-                <w:lang w:bidi="ml-IN"/>
-              </w:rPr>
-              <w:t>Panchaati</w:t>
-            </w:r>
-            <w:proofErr w:type="spellEnd"/>
+              <w:t>7th Panchaati</w:t>
+            </w:r>
           </w:p>
         </w:tc>
         <w:tc>
@@ -8798,21 +8840,8 @@
                 <w:szCs w:val="36"/>
                 <w:lang w:bidi="ml-IN"/>
               </w:rPr>
-              <w:t xml:space="preserve">7th </w:t>
-            </w:r>
-            <w:proofErr w:type="spellStart"/>
-            <w:r>
-              <w:rPr>
-                <w:rFonts w:cs="Arial"/>
-                <w:b/>
-                <w:bCs/>
-                <w:sz w:val="28"/>
-                <w:szCs w:val="36"/>
-                <w:lang w:bidi="ml-IN"/>
-              </w:rPr>
-              <w:t>Panchaati</w:t>
-            </w:r>
-            <w:proofErr w:type="spellEnd"/>
+              <w:t>7th Panchaati</w:t>
+            </w:r>
           </w:p>
         </w:tc>
         <w:tc>
@@ -9295,6 +9324,7 @@
                 <w:szCs w:val="28"/>
                 <w:lang w:val="en-IN" w:eastAsia="en-IN" w:bidi="ml-IN"/>
               </w:rPr>
+              <w:lastRenderedPageBreak/>
               <w:t>T.S.1.1.5.1 - Kramam</w:t>
             </w:r>
           </w:p>
@@ -9355,21 +9385,8 @@
                 <w:szCs w:val="28"/>
                 <w:lang w:bidi="ml-IN"/>
               </w:rPr>
-              <w:t xml:space="preserve">7th </w:t>
-            </w:r>
-            <w:proofErr w:type="spellStart"/>
-            <w:r>
-              <w:rPr>
-                <w:rFonts w:cs="Arial"/>
-                <w:b/>
-                <w:bCs/>
-                <w:sz w:val="28"/>
-                <w:szCs w:val="28"/>
-                <w:lang w:bidi="ml-IN"/>
-              </w:rPr>
-              <w:t>Panchaati</w:t>
-            </w:r>
-            <w:proofErr w:type="spellEnd"/>
+              <w:t>7th Panchaati</w:t>
+            </w:r>
           </w:p>
         </w:tc>
         <w:tc>
@@ -9941,7 +9958,6 @@
                 <w:szCs w:val="28"/>
                 <w:lang w:val="en-IN" w:eastAsia="en-IN" w:bidi="ml-IN"/>
               </w:rPr>
-              <w:lastRenderedPageBreak/>
               <w:t>T.S.1.1.5.</w:t>
             </w:r>
             <w:r>
@@ -10021,21 +10037,8 @@
                 <w:szCs w:val="36"/>
                 <w:lang w:bidi="ml-IN"/>
               </w:rPr>
-              <w:t xml:space="preserve">8th </w:t>
-            </w:r>
-            <w:proofErr w:type="spellStart"/>
-            <w:r>
-              <w:rPr>
-                <w:rFonts w:cs="Arial"/>
-                <w:b/>
-                <w:bCs/>
-                <w:sz w:val="28"/>
-                <w:szCs w:val="36"/>
-                <w:lang w:bidi="ml-IN"/>
-              </w:rPr>
-              <w:t>Panchaati</w:t>
-            </w:r>
-            <w:proofErr w:type="spellEnd"/>
+              <w:t>8th Panchaati</w:t>
+            </w:r>
           </w:p>
         </w:tc>
         <w:tc>
@@ -10846,7 +10849,6 @@
                 <w:lang w:bidi="ml-IN"/>
               </w:rPr>
             </w:pPr>
-            <w:proofErr w:type="spellStart"/>
             <w:r>
               <w:rPr>
                 <w:rFonts w:cs="Arial"/>
@@ -10857,7 +10859,6 @@
               </w:rPr>
               <w:t>Panchaati</w:t>
             </w:r>
-            <w:proofErr w:type="spellEnd"/>
             <w:r>
               <w:rPr>
                 <w:rFonts w:cs="Arial"/>
@@ -11632,7 +11633,6 @@
                 <w:lang w:bidi="ml-IN"/>
               </w:rPr>
             </w:pPr>
-            <w:proofErr w:type="spellStart"/>
             <w:r>
               <w:rPr>
                 <w:rFonts w:cs="Arial"/>
@@ -11643,7 +11643,6 @@
               </w:rPr>
               <w:t>Panchaati</w:t>
             </w:r>
-            <w:proofErr w:type="spellEnd"/>
             <w:r>
               <w:rPr>
                 <w:rFonts w:cs="Arial"/>
@@ -12599,6 +12598,7 @@
                 <w:szCs w:val="36"/>
                 <w:lang w:bidi="ml-IN"/>
               </w:rPr>
+              <w:lastRenderedPageBreak/>
               <w:t>T.S.1.1.</w:t>
             </w:r>
             <w:r>
@@ -12637,7 +12637,6 @@
                 <w:lang w:bidi="ml-IN"/>
               </w:rPr>
             </w:pPr>
-            <w:proofErr w:type="spellStart"/>
             <w:r>
               <w:rPr>
                 <w:rFonts w:cs="Arial"/>
@@ -12648,7 +12647,6 @@
               </w:rPr>
               <w:t>Panchaati</w:t>
             </w:r>
-            <w:proofErr w:type="spellEnd"/>
             <w:r>
               <w:rPr>
                 <w:rFonts w:cs="Arial"/>
@@ -13033,22 +13031,7 @@
                 <w:cs/>
                 <w:lang w:bidi="ta-IN"/>
               </w:rPr>
-              <w:t xml:space="preserve"> </w:t>
-            </w:r>
-            <w:r>
-              <w:rPr>
-                <w:rFonts w:ascii="Latha" w:hAnsi="Latha" w:cs="Latha"/>
-                <w:b/>
-                <w:bCs/>
-                <w:i/>
-                <w:iCs/>
-                <w:sz w:val="28"/>
-                <w:szCs w:val="28"/>
-                <w:cs/>
-                <w:lang w:bidi="ta-IN"/>
-              </w:rPr>
-              <w:lastRenderedPageBreak/>
-              <w:t xml:space="preserve">-- </w:t>
+              <w:t xml:space="preserve"> -- </w:t>
             </w:r>
             <w:r>
               <w:rPr>
@@ -13294,7 +13277,6 @@
                 <w:cs/>
                 <w:lang w:bidi="ta-IN"/>
               </w:rPr>
-              <w:lastRenderedPageBreak/>
               <w:t>அ</w:t>
             </w:r>
             <w:r>
@@ -13665,7 +13647,6 @@
                 <w:cs/>
                 <w:lang w:bidi="ta-IN"/>
               </w:rPr>
-              <w:lastRenderedPageBreak/>
               <w:t>ஸோமா</w:t>
             </w:r>
             <w:r>
@@ -13886,7 +13867,6 @@
                 <w:szCs w:val="36"/>
                 <w:lang w:bidi="ml-IN"/>
               </w:rPr>
-              <w:lastRenderedPageBreak/>
               <w:t>T.S.1.1.</w:t>
             </w:r>
             <w:r>
@@ -13925,7 +13905,6 @@
                 <w:lang w:bidi="ml-IN"/>
               </w:rPr>
             </w:pPr>
-            <w:proofErr w:type="spellStart"/>
             <w:r>
               <w:rPr>
                 <w:rFonts w:cs="Arial"/>
@@ -13936,7 +13915,6 @@
               </w:rPr>
               <w:t>Panchaati</w:t>
             </w:r>
-            <w:proofErr w:type="spellEnd"/>
             <w:r>
               <w:rPr>
                 <w:rFonts w:cs="Arial"/>
@@ -15302,20 +15280,8 @@
                 <w:szCs w:val="36"/>
                 <w:lang w:bidi="ml-IN"/>
               </w:rPr>
-              <w:t xml:space="preserve">27th </w:t>
-            </w:r>
-            <w:proofErr w:type="spellStart"/>
-            <w:r>
-              <w:rPr>
-                <w:rFonts w:cs="Arial"/>
-                <w:b/>
-                <w:sz w:val="28"/>
-                <w:szCs w:val="36"/>
-                <w:lang w:bidi="ml-IN"/>
-              </w:rPr>
-              <w:t>Panchaati</w:t>
-            </w:r>
-            <w:proofErr w:type="spellEnd"/>
+              <w:t>27th Panchaati</w:t>
+            </w:r>
           </w:p>
           <w:p>
             <w:pPr>
@@ -16226,20 +16192,8 @@
                 <w:szCs w:val="36"/>
                 <w:lang w:bidi="ml-IN"/>
               </w:rPr>
-              <w:t xml:space="preserve"> </w:t>
-            </w:r>
-            <w:proofErr w:type="spellStart"/>
-            <w:r>
-              <w:rPr>
-                <w:rFonts w:cs="Arial"/>
-                <w:b/>
-                <w:sz w:val="28"/>
-                <w:szCs w:val="36"/>
-                <w:lang w:bidi="ml-IN"/>
-              </w:rPr>
-              <w:t>Panchaati</w:t>
-            </w:r>
-            <w:proofErr w:type="spellEnd"/>
+              <w:t xml:space="preserve"> Panchaati</w:t>
+            </w:r>
           </w:p>
           <w:p>
             <w:pPr>
@@ -17009,20 +16963,8 @@
                 <w:szCs w:val="36"/>
                 <w:lang w:bidi="ml-IN"/>
               </w:rPr>
-              <w:t xml:space="preserve"> </w:t>
-            </w:r>
-            <w:proofErr w:type="spellStart"/>
-            <w:r>
-              <w:rPr>
-                <w:rFonts w:cs="Arial"/>
-                <w:b/>
-                <w:sz w:val="28"/>
-                <w:szCs w:val="36"/>
-                <w:lang w:bidi="ml-IN"/>
-              </w:rPr>
-              <w:t>Panchaati</w:t>
-            </w:r>
-            <w:proofErr w:type="spellEnd"/>
+              <w:t xml:space="preserve"> Panchaati</w:t>
+            </w:r>
           </w:p>
           <w:p>
             <w:pPr>

--- a/TS-Kramam/TS-1.1/TS 1.1 Tamil Krama Paatam Corrections.docx
+++ b/TS-Kramam/TS-1.1/TS 1.1 Tamil Krama Paatam Corrections.docx
@@ -412,7 +412,6 @@
               <w:autoSpaceDN w:val="0"/>
               <w:adjustRightInd w:val="0"/>
               <w:spacing w:before="0" w:line="240" w:lineRule="auto"/>
-              <w:jc w:val="center"/>
               <w:rPr>
                 <w:rFonts w:ascii="BRH Devanagari Extra" w:hAnsi="BRH Devanagari Extra" w:cs="BRH Devanagari Extra"/>
                 <w:color w:val="000000"/>
@@ -563,7 +562,6 @@
               <w:autoSpaceDN w:val="0"/>
               <w:adjustRightInd w:val="0"/>
               <w:spacing w:before="0" w:line="240" w:lineRule="auto"/>
-              <w:jc w:val="center"/>
               <w:rPr>
                 <w:rFonts w:ascii="BRH Devanagari Extra" w:hAnsi="BRH Devanagari Extra" w:cs="BRH Devanagari Extra"/>
                 <w:color w:val="000000"/>
@@ -1399,7 +1397,6 @@
               <w:autoSpaceDN w:val="0"/>
               <w:adjustRightInd w:val="0"/>
               <w:spacing w:before="0" w:line="240" w:lineRule="auto"/>
-              <w:jc w:val="center"/>
               <w:rPr>
                 <w:rFonts w:ascii="Latha" w:hAnsi="Latha" w:cs="Latha"/>
                 <w:color w:val="000000"/>
@@ -1503,7 +1500,6 @@
               <w:autoSpaceDN w:val="0"/>
               <w:adjustRightInd w:val="0"/>
               <w:spacing w:before="0" w:line="240" w:lineRule="auto"/>
-              <w:jc w:val="center"/>
               <w:rPr>
                 <w:rFonts w:ascii="BRH Malayalam Extra" w:eastAsia="Times New Roman" w:hAnsi="BRH Malayalam Extra" w:cs="BRH Malayalam Extra"/>
                 <w:color w:val="000000"/>
@@ -1675,7 +1671,6 @@
               <w:autoSpaceDN w:val="0"/>
               <w:adjustRightInd w:val="0"/>
               <w:spacing w:before="0" w:line="240" w:lineRule="auto"/>
-              <w:jc w:val="center"/>
               <w:rPr>
                 <w:rFonts w:ascii="Latha" w:hAnsi="Latha" w:cs="Latha"/>
                 <w:color w:val="000000"/>
@@ -1779,7 +1774,6 @@
               <w:autoSpaceDN w:val="0"/>
               <w:adjustRightInd w:val="0"/>
               <w:spacing w:before="0" w:line="240" w:lineRule="auto"/>
-              <w:jc w:val="center"/>
               <w:rPr>
                 <w:rFonts w:ascii="BRH Malayalam Extra" w:eastAsia="Times New Roman" w:hAnsi="BRH Malayalam Extra" w:cs="BRH Malayalam Extra"/>
                 <w:color w:val="000000"/>
@@ -2128,7 +2122,6 @@
               <w:autoSpaceDN w:val="0"/>
               <w:adjustRightInd w:val="0"/>
               <w:spacing w:before="0" w:line="240" w:lineRule="auto"/>
-              <w:jc w:val="center"/>
               <w:rPr>
                 <w:rFonts w:ascii="Latha" w:hAnsi="Latha" w:cs="Latha"/>
                 <w:color w:val="000000"/>
@@ -2254,7 +2247,6 @@
               <w:autoSpaceDN w:val="0"/>
               <w:adjustRightInd w:val="0"/>
               <w:spacing w:before="0" w:line="240" w:lineRule="auto"/>
-              <w:jc w:val="center"/>
               <w:rPr>
                 <w:rFonts w:ascii="BRH Malayalam Extra" w:eastAsia="Times New Roman" w:hAnsi="BRH Malayalam Extra" w:cs="BRH Malayalam Extra"/>
                 <w:color w:val="000000"/>
@@ -2397,7 +2389,6 @@
               <w:autoSpaceDN w:val="0"/>
               <w:adjustRightInd w:val="0"/>
               <w:spacing w:before="0" w:line="240" w:lineRule="auto"/>
-              <w:jc w:val="center"/>
               <w:rPr>
                 <w:rFonts w:ascii="Latha" w:hAnsi="Latha" w:cs="Latha"/>
                 <w:color w:val="000000"/>
@@ -2523,7 +2514,6 @@
               <w:autoSpaceDN w:val="0"/>
               <w:adjustRightInd w:val="0"/>
               <w:spacing w:before="0" w:line="240" w:lineRule="auto"/>
-              <w:jc w:val="center"/>
               <w:rPr>
                 <w:rFonts w:ascii="BRH Malayalam Extra" w:eastAsia="Times New Roman" w:hAnsi="BRH Malayalam Extra" w:cs="BRH Malayalam Extra"/>
                 <w:color w:val="000000"/>
